--- a/Levels.docx
+++ b/Levels.docx
@@ -562,19 +562,20 @@
             </w:r>
           </w:p>
           <w:p>
-            <w:pPr>
-              <w:rPr>
-                <w:lang w:val="en-US"/>
-              </w:rPr>
-            </w:pPr>
             <w:r>
               <w:t>Зомби с Шестом</w:t>
             </w:r>
             <w:r>
-              <w:rPr>
-                <w:lang w:val="en-US"/>
-              </w:rPr>
-              <w:t xml:space="preserve"> x2</w:t>
+              <w:t xml:space="preserve"> </w:t>
+            </w:r>
+            <w:r>
+              <w:rPr>
+                <w:lang w:val="en-US"/>
+              </w:rPr>
+              <w:t>x</w:t>
+            </w:r>
+            <w:r>
+              <w:t>2</w:t>
             </w:r>
           </w:p>
         </w:tc>
@@ -733,6 +734,11 @@
             <w:tcW w:w="3130" w:type="dxa"/>
           </w:tcPr>
           <w:p>
+            <w:pPr>
+              <w:rPr>
+                <w:lang w:val="en-US"/>
+              </w:rPr>
+            </w:pPr>
             <w:r>
               <w:t xml:space="preserve">Надгробие </w:t>
             </w:r>
@@ -744,6 +750,12 @@
             </w:r>
             <w:r>
               <w:t>, Зомби</w:t>
+            </w:r>
+            <w:r>
+              <w:rPr>
+                <w:lang w:val="en-US"/>
+              </w:rPr>
+              <w:t xml:space="preserve"> x2</w:t>
             </w:r>
           </w:p>
         </w:tc>
@@ -944,11 +956,6 @@
             </w:r>
           </w:p>
           <w:p>
-            <w:pPr>
-              <w:rPr>
-                <w:lang w:val="en-US"/>
-              </w:rPr>
-            </w:pPr>
             <w:r>
               <w:t>Карта Времени</w:t>
             </w:r>
@@ -1114,7 +1121,10 @@
               <w:rPr>
                 <w:lang w:val="en-US"/>
               </w:rPr>
-              <w:t>x3</w:t>
+              <w:t>x</w:t>
+            </w:r>
+            <w:r>
+              <w:t>3</w:t>
             </w:r>
             <w:r>
               <w:t xml:space="preserve"> </w:t>
@@ -1497,9 +1507,6 @@
               <w:t xml:space="preserve">Используя только </w:t>
             </w:r>
             <w:r>
-              <w:rPr>
-                <w:lang w:val="en-US"/>
-              </w:rPr>
               <w:t>2</w:t>
             </w:r>
             <w:r>
@@ -1721,27 +1728,14 @@
             </w:r>
           </w:p>
           <w:p>
-            <w:pPr>
-              <w:rPr>
-                <w:lang w:val="en-US"/>
-              </w:rPr>
-            </w:pPr>
             <w:r>
               <w:t>Зомби с Факелом x</w:t>
             </w:r>
             <w:r>
-              <w:rPr>
-                <w:lang w:val="en-US"/>
-              </w:rPr>
               <w:t>3</w:t>
             </w:r>
           </w:p>
           <w:p>
-            <w:pPr>
-              <w:rPr>
-                <w:lang w:val="en-US"/>
-              </w:rPr>
-            </w:pPr>
             <w:r>
               <w:t>3 Волна</w:t>
             </w:r>
@@ -1840,7 +1834,10 @@
               <w:rPr>
                 <w:lang w:val="en-US"/>
               </w:rPr>
-              <w:t>x3</w:t>
+              <w:t>x</w:t>
+            </w:r>
+            <w:r>
+              <w:t>3</w:t>
             </w:r>
           </w:p>
           <w:p>
@@ -2382,9 +2379,6 @@
           </w:tcPr>
           <w:p>
             <w:r>
-              <w:rPr>
-                <w:lang w:val="en-US"/>
-              </w:rPr>
               <w:t xml:space="preserve">1 </w:t>
             </w:r>
             <w:r>
@@ -2499,7 +2493,10 @@
               <w:rPr>
                 <w:lang w:val="en-US"/>
               </w:rPr>
-              <w:t>x2</w:t>
+              <w:t>x</w:t>
+            </w:r>
+            <w:r>
+              <w:t>2</w:t>
             </w:r>
           </w:p>
           <w:p>
@@ -2523,7 +2520,10 @@
               <w:rPr>
                 <w:lang w:val="en-US"/>
               </w:rPr>
-              <w:t>x2</w:t>
+              <w:t>x</w:t>
+            </w:r>
+            <w:r>
+              <w:t>2</w:t>
             </w:r>
           </w:p>
           <w:p>
@@ -2539,7 +2539,10 @@
               <w:rPr>
                 <w:lang w:val="en-US"/>
               </w:rPr>
-              <w:t>x6</w:t>
+              <w:t>x</w:t>
+            </w:r>
+            <w:r>
+              <w:t>6</w:t>
             </w:r>
             <w:r>
               <w:t xml:space="preserve">, Зомби </w:t>
@@ -2755,11 +2758,6 @@
             </w:r>
           </w:p>
           <w:p>
-            <w:pPr>
-              <w:rPr>
-                <w:lang w:val="en-US"/>
-              </w:rPr>
-            </w:pPr>
             <w:r>
               <w:t xml:space="preserve">Зомби Наблюдатель </w:t>
             </w:r>
@@ -2767,7 +2765,10 @@
               <w:rPr>
                 <w:lang w:val="en-US"/>
               </w:rPr>
-              <w:t>x3</w:t>
+              <w:t>x</w:t>
+            </w:r>
+            <w:r>
+              <w:t>3</w:t>
             </w:r>
           </w:p>
           <w:p>
@@ -3119,7 +3120,10 @@
               <w:rPr>
                 <w:lang w:val="en-US"/>
               </w:rPr>
-              <w:t>x2</w:t>
+              <w:t>x</w:t>
+            </w:r>
+            <w:r>
+              <w:t>2</w:t>
             </w:r>
           </w:p>
           <w:p>
@@ -3128,11 +3132,6 @@
             </w:r>
           </w:p>
           <w:p>
-            <w:pPr>
-              <w:rPr>
-                <w:lang w:val="en-US"/>
-              </w:rPr>
-            </w:pPr>
             <w:r>
               <w:t xml:space="preserve">Зомби </w:t>
             </w:r>
@@ -3363,11 +3362,6 @@
             <w:tcW w:w="3130" w:type="dxa"/>
           </w:tcPr>
           <w:p>
-            <w:pPr>
-              <w:rPr>
-                <w:lang w:val="en-US"/>
-              </w:rPr>
-            </w:pPr>
             <w:r>
               <w:t xml:space="preserve">Зомби Наблюдатель </w:t>
             </w:r>
@@ -3442,9 +3436,6 @@
           </w:tcPr>
           <w:p>
             <w:r>
-              <w:rPr>
-                <w:lang w:val="en-US"/>
-              </w:rPr>
               <w:t xml:space="preserve">1 </w:t>
             </w:r>
             <w:r>
@@ -3452,19 +3443,20 @@
             </w:r>
           </w:p>
           <w:p>
-            <w:pPr>
-              <w:rPr>
-                <w:lang w:val="en-US"/>
-              </w:rPr>
-            </w:pPr>
             <w:r>
               <w:t>Зомби Ра</w:t>
             </w:r>
             <w:r>
-              <w:rPr>
-                <w:lang w:val="en-US"/>
-              </w:rPr>
-              <w:t xml:space="preserve"> x3</w:t>
+              <w:t xml:space="preserve"> </w:t>
+            </w:r>
+            <w:r>
+              <w:rPr>
+                <w:lang w:val="en-US"/>
+              </w:rPr>
+              <w:t>x</w:t>
+            </w:r>
+            <w:r>
+              <w:t>3</w:t>
             </w:r>
           </w:p>
           <w:p>
@@ -3498,11 +3490,6 @@
             </w:r>
           </w:p>
           <w:p>
-            <w:pPr>
-              <w:rPr>
-                <w:lang w:val="en-US"/>
-              </w:rPr>
-            </w:pPr>
             <w:r>
               <w:t xml:space="preserve">Гаргантюа Мумия, Мумия </w:t>
             </w:r>
@@ -3510,7 +3497,10 @@
               <w:rPr>
                 <w:lang w:val="en-US"/>
               </w:rPr>
-              <w:t>x4</w:t>
+              <w:t>x</w:t>
+            </w:r>
+            <w:r>
+              <w:t>4</w:t>
             </w:r>
           </w:p>
           <w:p>
@@ -3629,11 +3619,6 @@
             </w:r>
           </w:p>
           <w:p>
-            <w:pPr>
-              <w:rPr>
-                <w:lang w:val="en-US"/>
-              </w:rPr>
-            </w:pPr>
             <w:r>
               <w:t xml:space="preserve">Зомби с Факелом </w:t>
             </w:r>
@@ -3641,14 +3626,14 @@
               <w:rPr>
                 <w:lang w:val="en-US"/>
               </w:rPr>
-              <w:t>x3</w:t>
-            </w:r>
-          </w:p>
-          <w:p>
-            <w:r>
-              <w:rPr>
-                <w:lang w:val="en-US"/>
-              </w:rPr>
+              <w:t>x</w:t>
+            </w:r>
+            <w:r>
+              <w:t>3</w:t>
+            </w:r>
+          </w:p>
+          <w:p>
+            <w:r>
               <w:t xml:space="preserve">2 </w:t>
             </w:r>
             <w:r>
@@ -3748,11 +3733,6 @@
             </w:r>
           </w:p>
           <w:p>
-            <w:pPr>
-              <w:rPr>
-                <w:lang w:val="en-US"/>
-              </w:rPr>
-            </w:pPr>
             <w:r>
               <w:t xml:space="preserve">Мумия с Конусом </w:t>
             </w:r>
@@ -3760,7 +3740,10 @@
               <w:rPr>
                 <w:lang w:val="en-US"/>
               </w:rPr>
-              <w:t>x4</w:t>
+              <w:t>x</w:t>
+            </w:r>
+            <w:r>
+              <w:t>4</w:t>
             </w:r>
           </w:p>
           <w:p>
@@ -3769,11 +3752,6 @@
             </w:r>
           </w:p>
           <w:p>
-            <w:pPr>
-              <w:rPr>
-                <w:lang w:val="en-US"/>
-              </w:rPr>
-            </w:pPr>
             <w:r>
               <w:t xml:space="preserve">Зомби в Саркофаге </w:t>
             </w:r>
@@ -3781,7 +3759,10 @@
               <w:rPr>
                 <w:lang w:val="en-US"/>
               </w:rPr>
-              <w:t>x3</w:t>
+              <w:t>x</w:t>
+            </w:r>
+            <w:r>
+              <w:t>3</w:t>
             </w:r>
           </w:p>
           <w:p>
